--- a/Physical Diagnosis 2 Exam 1/pd2-ent-osce.docx
+++ b/Physical Diagnosis 2 Exam 1/pd2-ent-osce.docx
@@ -63,6 +63,46 @@
           <w:i w:val="0"/>
         </w:rPr>
         <w:t>The whole station in order, from the introduction through the one-minute case presentation. Examination maneuvers come from the PD1 Head, Ears, Nose and Throat lab checksheet, reduced to what a focused ENT encounter grades.</w:t>
+      </w:r>
+    </w:p>
+    <w:p>
+      <w:pPr>
+        <w:spacing w:after="120"/>
+      </w:pPr>
+      <w:r>
+        <w:rPr>
+          <w:b w:val="0"/>
+          <w:i w:val="0"/>
+        </w:rPr>
+        <w:t xml:space="preserve">Once you have a diagnosis in mind, the </w:t>
+      </w:r>
+      <w:r>
+        <w:rPr>
+          <w:b w:val="0"/>
+          <w:i w:val="0"/>
+        </w:rPr>
+        <w:t>ENT OSCE Disease Chart</w:t>
+      </w:r>
+      <w:r>
+        <w:rPr>
+          <w:b w:val="0"/>
+          <w:i w:val="0"/>
+        </w:rPr>
+        <w:t xml:space="preserve"> carries all 127 conditions — what the patient says, what you see, the exams that rule it in or out, the top three differentials, the tests </w:t>
+      </w:r>
+      <w:r>
+        <w:rPr>
+          <w:b w:val="0"/>
+          <w:i/>
+        </w:rPr>
+        <w:t>and what a positive looks like</w:t>
+      </w:r>
+      <w:r>
+        <w:rPr>
+          <w:b w:val="0"/>
+          <w:i w:val="0"/>
+        </w:rPr>
+        <w:t>, treatment and patient education.</w:t>
       </w:r>
     </w:p>
     <w:p>
